--- a/examples/javascript-essay/output.docx
+++ b/examples/javascript-essay/output.docx
@@ -170,25 +170,58 @@
               <w:t xml:space="preserve"/>
             </w:r>
           </w:p>
-          <w:p>
-            <w:pPr>
-              <w:pBdr>
-                <w:left w:val="single" w:color="c2410c" w:sz="24" w:space="12"/>
-              </w:pBdr>
-              <w:spacing w:line="322" w:lineRule="atLeast"/>
-              <w:ind w:left="300" w:right="240"/>
-              <w:textAlignment w:val="center"/>
-            </w:pPr>
-            <w:r>
-              <w:rPr>
-                <w:rFonts w:ascii="Georgia" w:cs="Georgia" w:eastAsia="Georgia" w:hAnsi="Georgia"/>
-                <w:color w:val="111111"/>
-                <w:sz w:val="23"/>
-                <w:szCs w:val="23"/>
-              </w:rPr>
-              <w:t xml:space="preserve">“Write once, run anywhere” is usually hype. For JavaScript, it is Tuesday.</w:t>
-            </w:r>
-          </w:p>
+          <w:tbl>
+            <w:tblPr>
+              <w:tblW w:type="dxa" w:w="9360"/>
+              <w:tblBorders>
+                <w:top w:val="none" w:color="auto" w:sz="0"/>
+                <w:left w:val="none" w:color="auto" w:sz="0"/>
+                <w:bottom w:val="none" w:color="auto" w:sz="0"/>
+                <w:right w:val="none" w:color="auto" w:sz="0"/>
+                <w:insideH w:val="none" w:color="auto" w:sz="0"/>
+                <w:insideV w:val="none" w:color="auto" w:sz="0"/>
+              </w:tblBorders>
+              <w:tblLayout w:type="fixed"/>
+            </w:tblPr>
+            <w:tblGrid>
+              <w:gridCol w:w="9360"/>
+            </w:tblGrid>
+            <w:tr>
+              <w:tc>
+                <w:tcPr>
+                  <w:tcW w:type="dxa" w:w="9360"/>
+                  <w:tcBorders>
+                    <w:top w:val="none" w:color="auto" w:sz="0"/>
+                    <w:left w:val="single" w:color="c2410c" w:sz="24" w:space="12"/>
+                    <w:bottom w:val="none" w:color="auto" w:sz="0"/>
+                    <w:right w:val="none" w:color="auto" w:sz="0"/>
+                  </w:tcBorders>
+                  <w:shd w:fill="fef3c7" w:color="auto" w:val="clear"/>
+                  <w:tcMar>
+                    <w:top w:type="dxa" w:w="180"/>
+                    <w:left w:type="dxa" w:w="240"/>
+                    <w:bottom w:type="dxa" w:w="180"/>
+                    <w:right w:type="dxa" w:w="240"/>
+                  </w:tcMar>
+                </w:tcPr>
+                <w:p>
+                  <w:pPr>
+                    <w:spacing w:line="322" w:lineRule="atLeast"/>
+                    <w:textAlignment w:val="center"/>
+                  </w:pPr>
+                  <w:r>
+                    <w:rPr>
+                      <w:rFonts w:ascii="Georgia" w:cs="Georgia" w:eastAsia="Georgia" w:hAnsi="Georgia"/>
+                      <w:color w:val="111111"/>
+                      <w:sz w:val="23"/>
+                      <w:szCs w:val="23"/>
+                    </w:rPr>
+                    <w:t xml:space="preserve">“Write once, run anywhere” is usually hype. For JavaScript, it is Tuesday.</w:t>
+                  </w:r>
+                </w:p>
+              </w:tc>
+            </w:tr>
+          </w:tbl>
           <w:p>
             <w:pPr>
               <w:spacing w:after="300" w:before="0" w:line="20" w:lineRule="exact"/>
